--- a/sites/lancamento-prepostos/documentos_padrao/ifood/recibo_padrao.docx
+++ b/sites/lancamento-prepostos/documentos_padrao/ifood/recibo_padrao.docx
@@ -1,6 +1,6 @@
 
 <file path=word/document.xml><?xml version="1.0" encoding="utf-8"?>
-<w:document xmlns:wpc="http://schemas.microsoft.com/office/word/2010/wordprocessingCanvas" xmlns:cx="http://schemas.microsoft.com/office/drawing/2014/chartex" xmlns:cx1="http://schemas.microsoft.com/office/drawing/2015/9/8/chartex" xmlns:cx2="http://schemas.microsoft.com/office/drawing/2015/10/21/chartex" xmlns:cx3="http://schemas.microsoft.com/office/drawing/2016/5/9/chartex" xmlns:cx4="http://schemas.microsoft.com/office/drawing/2016/5/10/chartex" xmlns:cx5="http://schemas.microsoft.com/office/drawing/2016/5/11/chartex" xmlns:cx6="http://schemas.microsoft.com/office/drawing/2016/5/12/chartex" xmlns:cx7="http://schemas.microsoft.com/office/drawing/2016/5/13/chartex" xmlns:cx8="http://schemas.microsoft.com/office/drawing/2016/5/14/chartex" xmlns:mc="http://schemas.openxmlformats.org/markup-compatibility/2006" xmlns:aink="http://schemas.microsoft.com/office/drawing/2016/ink" xmlns:am3d="http://schemas.microsoft.com/office/drawing/2017/model3d" xmlns:o="urn:schemas-microsoft-com:office:office" xmlns:oel="http://schemas.microsoft.com/office/2019/extlst" xmlns:r="http://schemas.openxmlformats.org/officeDocument/2006/relationships" xmlns:m="http://schemas.openxmlformats.org/officeDocument/2006/math" xmlns:v="urn:schemas-microsoft-com:vml" xmlns:wp14="http://schemas.microsoft.com/office/word/2010/wordprocessingDrawing" xmlns:wp="http://schemas.openxmlformats.org/drawingml/2006/wordprocessingDrawing" xmlns:w10="urn:schemas-microsoft-com:office:word" xmlns:w="http://schemas.openxmlformats.org/wordprocessingml/2006/main" xmlns:w14="http://schemas.microsoft.com/office/word/2010/wordml" xmlns:w15="http://schemas.microsoft.com/office/word/2012/wordml" xmlns:w16cex="http://schemas.microsoft.com/office/word/2018/wordml/cex" xmlns:w16cid="http://schemas.microsoft.com/office/word/2016/wordml/cid" xmlns:w16="http://schemas.microsoft.com/office/word/2018/wordml" xmlns:w16du="http://schemas.microsoft.com/office/word/2023/wordml/word16du" xmlns:w16sdtdh="http://schemas.microsoft.com/office/word/2020/wordml/sdtdatahash" xmlns:w16sdtfl="http://schemas.microsoft.com/office/word/2024/wordml/sdtformatlock" xmlns:w16se="http://schemas.microsoft.com/office/word/2015/wordml/symex" xmlns:wpg="http://schemas.microsoft.com/office/word/2010/wordprocessingGroup" xmlns:wpi="http://schemas.microsoft.com/office/word/2010/wordprocessingInk" xmlns:wne="http://schemas.microsoft.com/office/word/2006/wordml" xmlns:wps="http://schemas.microsoft.com/office/word/2010/wordprocessingShape" xmlns:a="http://schemas.openxmlformats.org/drawingml/2006/main" xmlns:pic="http://schemas.openxmlformats.org/drawingml/2006/picture" mc:Ignorable="w14 w15 w16se w16cid w16 w16cex w16sdtdh w16sdtfl w16du wp14">
+<w:document xmlns:wpc="http://schemas.microsoft.com/office/word/2010/wordprocessingCanvas" xmlns:cx="http://schemas.microsoft.com/office/drawing/2014/chartex" xmlns:cx1="http://schemas.microsoft.com/office/drawing/2015/9/8/chartex" xmlns:cx2="http://schemas.microsoft.com/office/drawing/2015/10/21/chartex" xmlns:cx3="http://schemas.microsoft.com/office/drawing/2016/5/9/chartex" xmlns:cx4="http://schemas.microsoft.com/office/drawing/2016/5/10/chartex" xmlns:cx5="http://schemas.microsoft.com/office/drawing/2016/5/11/chartex" xmlns:cx6="http://schemas.microsoft.com/office/drawing/2016/5/12/chartex" xmlns:cx7="http://schemas.microsoft.com/office/drawing/2016/5/13/chartex" xmlns:cx8="http://schemas.microsoft.com/office/drawing/2016/5/14/chartex" xmlns:mc="http://schemas.openxmlformats.org/markup-compatibility/2006" xmlns:aink="http://schemas.microsoft.com/office/drawing/2016/ink" xmlns:am3d="http://schemas.microsoft.com/office/drawing/2017/model3d" xmlns:o="urn:schemas-microsoft-com:office:office" xmlns:oel="http://schemas.microsoft.com/office/2019/extlst" xmlns:r="http://schemas.openxmlformats.org/officeDocument/2006/relationships" xmlns:m="http://schemas.openxmlformats.org/officeDocument/2006/math" xmlns:v="urn:schemas-microsoft-com:vml" xmlns:wp14="http://schemas.microsoft.com/office/word/2010/wordprocessingDrawing" xmlns:wp="http://schemas.openxmlformats.org/drawingml/2006/wordprocessingDrawing" xmlns:w10="urn:schemas-microsoft-com:office:word" xmlns:w="http://schemas.openxmlformats.org/wordprocessingml/2006/main" xmlns:w14="http://schemas.microsoft.com/office/word/2010/wordml" xmlns:w15="http://schemas.microsoft.com/office/word/2012/wordml" xmlns:w16cex="http://schemas.microsoft.com/office/word/2018/wordml/cex" xmlns:w16cid="http://schemas.microsoft.com/office/word/2016/wordml/cid" xmlns:w16="http://schemas.microsoft.com/office/word/2018/wordml" xmlns:w16du="http://schemas.microsoft.com/office/word/2023/wordml/word16du" xmlns:w16sdtdh="http://schemas.microsoft.com/office/word/2020/wordml/sdtdatahash" xmlns:w16sdtfl="http://schemas.microsoft.com/office/word/2024/wordml/sdtformatlock" xmlns:w16se="http://schemas.microsoft.com/office/word/2015/wordml/symex" xmlns:wpg="http://schemas.microsoft.com/office/word/2010/wordprocessingGroup" xmlns:wpi="http://schemas.microsoft.com/office/word/2010/wordprocessingInk" xmlns:wne="http://schemas.microsoft.com/office/word/2006/wordml" xmlns:wps="http://schemas.microsoft.com/office/word/2010/wordprocessingShape" mc:Ignorable="w14 w15 w16se w16cid w16 w16cex w16sdtdh w16sdtfl w16du wp14">
   <w:body>
     <w:p>
       <w:pPr>
@@ -51,25 +51,7 @@
         <w:t>VERÔNICA RABELO MARQUES</w:t>
       </w:r>
       <w:r>
-        <w:t xml:space="preserve">, inscrita na OAB/MG sob o nº </w:t>
-      </w:r>
-      <w:r>
-        <w:t>MG</w:t>
-      </w:r>
-      <w:r>
-        <w:t xml:space="preserve"> </w:t>
-      </w:r>
-      <w:r>
-        <w:t>220</w:t>
-      </w:r>
-      <w:r>
-        <w:t>.</w:t>
-      </w:r>
-      <w:r>
-        <w:t>540</w:t>
-      </w:r>
-      <w:r>
-        <w:t xml:space="preserve">, declaro para os devidos fins que recebi do escritório </w:t>
+        <w:t xml:space="preserve">, inscrita na OAB/MG sob o nº MG 220.540, declaro para os devidos fins que recebi do escritório </w:t>
       </w:r>
       <w:r>
         <w:rPr>
@@ -88,111 +70,123 @@
         <w:t xml:space="preserve"> ASSOCIADOS</w:t>
       </w:r>
       <w:r>
-        <w:t xml:space="preserve">, inscrito no CNPJ nº </w:t>
-      </w:r>
-      <w:r>
-        <w:t>10.999.280/0001-47</w:t>
-      </w:r>
-      <w:r>
-        <w:t xml:space="preserve">, a importância de </w:t>
-      </w:r>
-      <w:r>
+        <w:t xml:space="preserve">, inscrito no CNPJ nº 10.999.280/0001-47, a importância de R$ </w:t>
+      </w:r>
+      <w:r>
+        <w:t>{VALOR}</w:t>
+      </w:r>
+      <w:r>
+        <w:t xml:space="preserve"> (</w:t>
+      </w:r>
+      <w:r>
+        <w:t>{VALOR_POR_EXTENSO}</w:t>
+      </w:r>
+      <w:r>
+        <w:t xml:space="preserve">), referente à prestação de serviços advocatícios consistentes na realização de audiência no processo nº </w:t>
+      </w:r>
+      <w:r>
+        <w:t>{NUMERO_PROCESSO}</w:t>
+      </w:r>
+      <w:r>
+        <w:t>.</w:t>
+      </w:r>
+    </w:p>
+    <w:p>
+      <w:pPr>
+        <w:jc w:val="both"/>
+      </w:pPr>
+    </w:p>
+    <w:p>
+      <w:pPr>
+        <w:jc w:val="both"/>
+      </w:pPr>
+      <w:r>
+        <w:t xml:space="preserve">A referida audiência demandou o comparecimento de </w:t>
+      </w:r>
+      <w:r>
+        <w:t>{</w:t>
+      </w:r>
+      <w:r>
+        <w:t>TIPO_PRESENCA</w:t>
+      </w:r>
+      <w:r>
+        <w:t>}</w:t>
+      </w:r>
+      <w:r>
+        <w:t>, tendo sido devidamente realizada conforme solicitado.</w:t>
+      </w:r>
+    </w:p>
+    <w:p>
+      <w:pPr>
+        <w:jc w:val="both"/>
+      </w:pPr>
+    </w:p>
+    <w:p>
+      <w:pPr>
+        <w:jc w:val="both"/>
+      </w:pPr>
+      <w:r>
+        <w:t>Por ser verdade, firmo o presente recibo para os devidos fins.</w:t>
+      </w:r>
+    </w:p>
+    <w:p>
+      <w:pPr>
+        <w:jc w:val="both"/>
         <w:rPr>
-          <w:highlight w:val="yellow"/>
+          <w:highlight w:val="green"/>
         </w:rPr>
-        <w:t>R$ XXX ()</w:t>
-      </w:r>
-      <w:r>
-        <w:t xml:space="preserve">, referente à prestação de serviços advocatícios consistentes na realização de audiência no processo </w:t>
-      </w:r>
+      </w:pPr>
+    </w:p>
+    <w:p>
+      <w:pPr>
+        <w:jc w:val="both"/>
+      </w:pPr>
+      <w:r>
+        <w:t>Belo Horizonte</w:t>
+      </w:r>
+      <w:r>
+        <w:t>/</w:t>
+      </w:r>
+      <w:r>
+        <w:t xml:space="preserve">MG, </w:t>
+      </w:r>
+      <w:r>
+        <w:t>{</w:t>
+      </w:r>
+      <w:r>
+        <w:t>DATA_POR</w:t>
+      </w:r>
+      <w:r>
+        <w:t>_</w:t>
+      </w:r>
+      <w:r>
+        <w:t>EXTENSO</w:t>
+      </w:r>
+      <w:r>
+        <w:t>}</w:t>
+      </w:r>
+      <w:r>
+        <w:t>.</w:t>
+      </w:r>
+    </w:p>
+    <w:p>
+      <w:pPr>
+        <w:jc w:val="both"/>
+      </w:pPr>
+    </w:p>
+    <w:p>
+      <w:pPr>
+        <w:jc w:val="both"/>
+      </w:pPr>
+    </w:p>
+    <w:p>
+      <w:pPr>
+        <w:jc w:val="center"/>
+      </w:pPr>
       <w:r>
         <w:rPr>
-          <w:highlight w:val="yellow"/>
+          <w:noProof/>
         </w:rPr>
-        <w:t>nº __________________________.</w:t>
-      </w:r>
-    </w:p>
-    <w:p>
-      <w:pPr>
-        <w:jc w:val="both"/>
-      </w:pPr>
-    </w:p>
-    <w:p>
-      <w:pPr>
-        <w:jc w:val="both"/>
-      </w:pPr>
-      <w:r>
-        <w:t xml:space="preserve">A referida audiência demandou o comparecimento de </w:t>
-      </w:r>
-      <w:r>
-        <w:rPr>
-          <w:highlight w:val="yellow"/>
-        </w:rPr>
-        <w:t>xxxxxxxx</w:t>
-      </w:r>
-      <w:r>
-        <w:t>, tendo sido devidamente realizada conforme solicitado.</w:t>
-      </w:r>
-    </w:p>
-    <w:p>
-      <w:pPr>
-        <w:jc w:val="both"/>
-      </w:pPr>
-    </w:p>
-    <w:p>
-      <w:pPr>
-        <w:jc w:val="both"/>
-      </w:pPr>
-      <w:r>
-        <w:t>Por ser verdade, firmo o presente recibo para os devidos fins.</w:t>
-      </w:r>
-    </w:p>
-    <w:p>
-      <w:pPr>
-        <w:jc w:val="both"/>
-      </w:pPr>
-    </w:p>
-    <w:p>
-      <w:pPr>
-        <w:jc w:val="both"/>
-      </w:pPr>
-      <w:r>
-        <w:t>Belo Horizonte</w:t>
-      </w:r>
-      <w:r>
-        <w:t>/</w:t>
-      </w:r>
-      <w:r>
-        <w:t xml:space="preserve">MG, </w:t>
-      </w:r>
-      <w:r>
-        <w:t>XX</w:t>
-      </w:r>
-      <w:r>
-        <w:t xml:space="preserve"> de </w:t>
-      </w:r>
-      <w:r>
-        <w:t xml:space="preserve">maio </w:t>
-      </w:r>
-      <w:r>
-        <w:t>de 2026.</w:t>
-      </w:r>
-    </w:p>
-    <w:p>
-      <w:pPr>
-        <w:jc w:val="both"/>
-      </w:pPr>
-    </w:p>
-    <w:p>
-      <w:pPr>
-        <w:jc w:val="both"/>
-      </w:pPr>
-    </w:p>
-    <w:p>
-      <w:pPr>
-        <w:jc w:val="center"/>
-      </w:pPr>
-      <w:r>
         <w:drawing>
           <wp:inline distT="0" distB="0" distL="0" distR="0" wp14:anchorId="2F3C40F2" wp14:editId="3BBCF8D4">
             <wp:extent cx="1437640" cy="517307"/>
@@ -209,7 +203,7 @@
                     <pic:cNvPicPr/>
                   </pic:nvPicPr>
                   <pic:blipFill>
-                    <a:blip r:embed="rId4"/>
+                    <a:blip r:embed="rId5"/>
                     <a:stretch>
                       <a:fillRect/>
                     </a:stretch>
@@ -269,7 +263,7 @@
       </w:pPr>
     </w:p>
     <w:sectPr>
-      <w:pgSz w:w="11906" w:h="16838" w:orient="portrait"/>
+      <w:pgSz w:w="11906" w:h="16838"/>
       <w:pgMar w:top="1417" w:right="1701" w:bottom="1417" w:left="1701" w:header="708" w:footer="708" w:gutter="0"/>
       <w:cols w:space="708"/>
       <w:docGrid w:linePitch="360"/>
@@ -283,7 +277,7 @@
   <w:docDefaults>
     <w:rPrDefault>
       <w:rPr>
-        <w:rFonts w:asciiTheme="minorHAnsi" w:hAnsiTheme="minorHAnsi" w:eastAsiaTheme="minorHAnsi" w:cstheme="minorBidi"/>
+        <w:rFonts w:asciiTheme="minorHAnsi" w:eastAsiaTheme="minorHAnsi" w:hAnsiTheme="minorHAnsi" w:cstheme="minorBidi"/>
         <w:kern w:val="2"/>
         <w:sz w:val="24"/>
         <w:szCs w:val="24"/>
@@ -300,14 +294,14 @@
   <w:latentStyles w:defLockedState="0" w:defUIPriority="99" w:defSemiHidden="0" w:defUnhideWhenUsed="0" w:defQFormat="0" w:count="376">
     <w:lsdException w:name="Normal" w:uiPriority="0" w:qFormat="1"/>
     <w:lsdException w:name="heading 1" w:uiPriority="9" w:qFormat="1"/>
-    <w:lsdException w:name="heading 2" w:uiPriority="9" w:semiHidden="1" w:unhideWhenUsed="1" w:qFormat="1"/>
-    <w:lsdException w:name="heading 3" w:uiPriority="9" w:semiHidden="1" w:unhideWhenUsed="1" w:qFormat="1"/>
-    <w:lsdException w:name="heading 4" w:uiPriority="9" w:semiHidden="1" w:unhideWhenUsed="1" w:qFormat="1"/>
-    <w:lsdException w:name="heading 5" w:uiPriority="9" w:semiHidden="1" w:unhideWhenUsed="1" w:qFormat="1"/>
-    <w:lsdException w:name="heading 6" w:uiPriority="9" w:semiHidden="1" w:unhideWhenUsed="1" w:qFormat="1"/>
-    <w:lsdException w:name="heading 7" w:uiPriority="9" w:semiHidden="1" w:unhideWhenUsed="1" w:qFormat="1"/>
-    <w:lsdException w:name="heading 8" w:uiPriority="9" w:semiHidden="1" w:unhideWhenUsed="1" w:qFormat="1"/>
-    <w:lsdException w:name="heading 9" w:uiPriority="9" w:semiHidden="1" w:unhideWhenUsed="1" w:qFormat="1"/>
+    <w:lsdException w:name="heading 2" w:semiHidden="1" w:uiPriority="9" w:unhideWhenUsed="1" w:qFormat="1"/>
+    <w:lsdException w:name="heading 3" w:semiHidden="1" w:uiPriority="9" w:unhideWhenUsed="1" w:qFormat="1"/>
+    <w:lsdException w:name="heading 4" w:semiHidden="1" w:uiPriority="9" w:unhideWhenUsed="1" w:qFormat="1"/>
+    <w:lsdException w:name="heading 5" w:semiHidden="1" w:uiPriority="9" w:unhideWhenUsed="1" w:qFormat="1"/>
+    <w:lsdException w:name="heading 6" w:semiHidden="1" w:uiPriority="9" w:unhideWhenUsed="1" w:qFormat="1"/>
+    <w:lsdException w:name="heading 7" w:semiHidden="1" w:uiPriority="9" w:unhideWhenUsed="1" w:qFormat="1"/>
+    <w:lsdException w:name="heading 8" w:semiHidden="1" w:uiPriority="9" w:unhideWhenUsed="1" w:qFormat="1"/>
+    <w:lsdException w:name="heading 9" w:semiHidden="1" w:uiPriority="9" w:unhideWhenUsed="1" w:qFormat="1"/>
     <w:lsdException w:name="index 1" w:semiHidden="1" w:unhideWhenUsed="1"/>
     <w:lsdException w:name="index 2" w:semiHidden="1" w:unhideWhenUsed="1"/>
     <w:lsdException w:name="index 3" w:semiHidden="1" w:unhideWhenUsed="1"/>
@@ -317,22 +311,22 @@
     <w:lsdException w:name="index 7" w:semiHidden="1" w:unhideWhenUsed="1"/>
     <w:lsdException w:name="index 8" w:semiHidden="1" w:unhideWhenUsed="1"/>
     <w:lsdException w:name="index 9" w:semiHidden="1" w:unhideWhenUsed="1"/>
-    <w:lsdException w:name="toc 1" w:uiPriority="39" w:semiHidden="1" w:unhideWhenUsed="1"/>
-    <w:lsdException w:name="toc 2" w:uiPriority="39" w:semiHidden="1" w:unhideWhenUsed="1"/>
-    <w:lsdException w:name="toc 3" w:uiPriority="39" w:semiHidden="1" w:unhideWhenUsed="1"/>
-    <w:lsdException w:name="toc 4" w:uiPriority="39" w:semiHidden="1" w:unhideWhenUsed="1"/>
-    <w:lsdException w:name="toc 5" w:uiPriority="39" w:semiHidden="1" w:unhideWhenUsed="1"/>
-    <w:lsdException w:name="toc 6" w:uiPriority="39" w:semiHidden="1" w:unhideWhenUsed="1"/>
-    <w:lsdException w:name="toc 7" w:uiPriority="39" w:semiHidden="1" w:unhideWhenUsed="1"/>
-    <w:lsdException w:name="toc 8" w:uiPriority="39" w:semiHidden="1" w:unhideWhenUsed="1"/>
-    <w:lsdException w:name="toc 9" w:uiPriority="39" w:semiHidden="1" w:unhideWhenUsed="1"/>
+    <w:lsdException w:name="toc 1" w:semiHidden="1" w:uiPriority="39" w:unhideWhenUsed="1"/>
+    <w:lsdException w:name="toc 2" w:semiHidden="1" w:uiPriority="39" w:unhideWhenUsed="1"/>
+    <w:lsdException w:name="toc 3" w:semiHidden="1" w:uiPriority="39" w:unhideWhenUsed="1"/>
+    <w:lsdException w:name="toc 4" w:semiHidden="1" w:uiPriority="39" w:unhideWhenUsed="1"/>
+    <w:lsdException w:name="toc 5" w:semiHidden="1" w:uiPriority="39" w:unhideWhenUsed="1"/>
+    <w:lsdException w:name="toc 6" w:semiHidden="1" w:uiPriority="39" w:unhideWhenUsed="1"/>
+    <w:lsdException w:name="toc 7" w:semiHidden="1" w:uiPriority="39" w:unhideWhenUsed="1"/>
+    <w:lsdException w:name="toc 8" w:semiHidden="1" w:uiPriority="39" w:unhideWhenUsed="1"/>
+    <w:lsdException w:name="toc 9" w:semiHidden="1" w:uiPriority="39" w:unhideWhenUsed="1"/>
     <w:lsdException w:name="Normal Indent" w:semiHidden="1" w:unhideWhenUsed="1"/>
     <w:lsdException w:name="footnote text" w:semiHidden="1" w:unhideWhenUsed="1"/>
     <w:lsdException w:name="annotation text" w:semiHidden="1" w:unhideWhenUsed="1"/>
     <w:lsdException w:name="header" w:semiHidden="1" w:unhideWhenUsed="1"/>
     <w:lsdException w:name="footer" w:semiHidden="1" w:unhideWhenUsed="1"/>
     <w:lsdException w:name="index heading" w:semiHidden="1" w:unhideWhenUsed="1"/>
-    <w:lsdException w:name="caption" w:uiPriority="35" w:semiHidden="1" w:unhideWhenUsed="1" w:qFormat="1"/>
+    <w:lsdException w:name="caption" w:semiHidden="1" w:uiPriority="35" w:unhideWhenUsed="1" w:qFormat="1"/>
     <w:lsdException w:name="table of figures" w:semiHidden="1" w:unhideWhenUsed="1"/>
     <w:lsdException w:name="envelope address" w:semiHidden="1" w:unhideWhenUsed="1"/>
     <w:lsdException w:name="envelope return" w:semiHidden="1" w:unhideWhenUsed="1"/>
@@ -363,7 +357,7 @@
     <w:lsdException w:name="Title" w:uiPriority="10" w:qFormat="1"/>
     <w:lsdException w:name="Closing" w:semiHidden="1" w:unhideWhenUsed="1"/>
     <w:lsdException w:name="Signature" w:semiHidden="1" w:unhideWhenUsed="1"/>
-    <w:lsdException w:name="Default Paragraph Font" w:uiPriority="1" w:semiHidden="1" w:unhideWhenUsed="1"/>
+    <w:lsdException w:name="Default Paragraph Font" w:semiHidden="1" w:uiPriority="1" w:unhideWhenUsed="1"/>
     <w:lsdException w:name="Body Text" w:semiHidden="1" w:unhideWhenUsed="1"/>
     <w:lsdException w:name="Body Text Indent" w:semiHidden="1" w:unhideWhenUsed="1"/>
     <w:lsdException w:name="List Continue" w:semiHidden="1" w:unhideWhenUsed="1"/>
@@ -563,8 +557,8 @@
     <w:lsdException w:name="Subtle Reference" w:uiPriority="31" w:qFormat="1"/>
     <w:lsdException w:name="Intense Reference" w:uiPriority="32" w:qFormat="1"/>
     <w:lsdException w:name="Book Title" w:uiPriority="33" w:qFormat="1"/>
-    <w:lsdException w:name="Bibliography" w:uiPriority="37" w:semiHidden="1" w:unhideWhenUsed="1"/>
-    <w:lsdException w:name="TOC Heading" w:uiPriority="39" w:semiHidden="1" w:unhideWhenUsed="1" w:qFormat="1"/>
+    <w:lsdException w:name="Bibliography" w:semiHidden="1" w:uiPriority="37" w:unhideWhenUsed="1"/>
+    <w:lsdException w:name="TOC Heading" w:semiHidden="1" w:uiPriority="39" w:unhideWhenUsed="1" w:qFormat="1"/>
     <w:lsdException w:name="Plain Table 1" w:uiPriority="41"/>
     <w:lsdException w:name="Plain Table 2" w:uiPriority="42"/>
     <w:lsdException w:name="Plain Table 3" w:uiPriority="43"/>
@@ -675,15 +669,15 @@
     <w:lsdException w:name="Unresolved Mention" w:semiHidden="1" w:unhideWhenUsed="1"/>
     <w:lsdException w:name="Smart Link" w:semiHidden="1" w:unhideWhenUsed="1"/>
   </w:latentStyles>
-  <w:style w:type="paragraph" w:styleId="Normal" w:default="1">
+  <w:style w:type="paragraph" w:default="1" w:styleId="Normal">
     <w:name w:val="Normal"/>
     <w:qFormat/>
   </w:style>
-  <w:style w:type="paragraph" w:styleId="Ttulo1">
+  <w:style w:type="paragraph" w:styleId="Heading1">
     <w:name w:val="heading 1"/>
     <w:basedOn w:val="Normal"/>
     <w:next w:val="Normal"/>
-    <w:link w:val="Ttulo1Char"/>
+    <w:link w:val="Heading1Char"/>
     <w:uiPriority w:val="9"/>
     <w:qFormat/>
     <w:rsid w:val="00962886"/>
@@ -694,17 +688,17 @@
       <w:outlineLvl w:val="0"/>
     </w:pPr>
     <w:rPr>
-      <w:rFonts w:asciiTheme="majorHAnsi" w:hAnsiTheme="majorHAnsi" w:eastAsiaTheme="majorEastAsia" w:cstheme="majorBidi"/>
+      <w:rFonts w:asciiTheme="majorHAnsi" w:eastAsiaTheme="majorEastAsia" w:hAnsiTheme="majorHAnsi" w:cstheme="majorBidi"/>
       <w:color w:val="0F4761" w:themeColor="accent1" w:themeShade="BF"/>
       <w:sz w:val="40"/>
       <w:szCs w:val="40"/>
     </w:rPr>
   </w:style>
-  <w:style w:type="paragraph" w:styleId="Ttulo2">
+  <w:style w:type="paragraph" w:styleId="Heading2">
     <w:name w:val="heading 2"/>
     <w:basedOn w:val="Normal"/>
     <w:next w:val="Normal"/>
-    <w:link w:val="Ttulo2Char"/>
+    <w:link w:val="Heading2Char"/>
     <w:uiPriority w:val="9"/>
     <w:semiHidden/>
     <w:unhideWhenUsed/>
@@ -717,17 +711,17 @@
       <w:outlineLvl w:val="1"/>
     </w:pPr>
     <w:rPr>
-      <w:rFonts w:asciiTheme="majorHAnsi" w:hAnsiTheme="majorHAnsi" w:eastAsiaTheme="majorEastAsia" w:cstheme="majorBidi"/>
+      <w:rFonts w:asciiTheme="majorHAnsi" w:eastAsiaTheme="majorEastAsia" w:hAnsiTheme="majorHAnsi" w:cstheme="majorBidi"/>
       <w:color w:val="0F4761" w:themeColor="accent1" w:themeShade="BF"/>
       <w:sz w:val="32"/>
       <w:szCs w:val="32"/>
     </w:rPr>
   </w:style>
-  <w:style w:type="paragraph" w:styleId="Ttulo3">
+  <w:style w:type="paragraph" w:styleId="Heading3">
     <w:name w:val="heading 3"/>
     <w:basedOn w:val="Normal"/>
     <w:next w:val="Normal"/>
-    <w:link w:val="Ttulo3Char"/>
+    <w:link w:val="Heading3Char"/>
     <w:uiPriority w:val="9"/>
     <w:semiHidden/>
     <w:unhideWhenUsed/>
@@ -746,11 +740,11 @@
       <w:szCs w:val="28"/>
     </w:rPr>
   </w:style>
-  <w:style w:type="paragraph" w:styleId="Ttulo4">
+  <w:style w:type="paragraph" w:styleId="Heading4">
     <w:name w:val="heading 4"/>
     <w:basedOn w:val="Normal"/>
     <w:next w:val="Normal"/>
-    <w:link w:val="Ttulo4Char"/>
+    <w:link w:val="Heading4Char"/>
     <w:uiPriority w:val="9"/>
     <w:semiHidden/>
     <w:unhideWhenUsed/>
@@ -769,11 +763,11 @@
       <w:color w:val="0F4761" w:themeColor="accent1" w:themeShade="BF"/>
     </w:rPr>
   </w:style>
-  <w:style w:type="paragraph" w:styleId="Ttulo5">
+  <w:style w:type="paragraph" w:styleId="Heading5">
     <w:name w:val="heading 5"/>
     <w:basedOn w:val="Normal"/>
     <w:next w:val="Normal"/>
-    <w:link w:val="Ttulo5Char"/>
+    <w:link w:val="Heading5Char"/>
     <w:uiPriority w:val="9"/>
     <w:semiHidden/>
     <w:unhideWhenUsed/>
@@ -790,11 +784,11 @@
       <w:color w:val="0F4761" w:themeColor="accent1" w:themeShade="BF"/>
     </w:rPr>
   </w:style>
-  <w:style w:type="paragraph" w:styleId="Ttulo6">
+  <w:style w:type="paragraph" w:styleId="Heading6">
     <w:name w:val="heading 6"/>
     <w:basedOn w:val="Normal"/>
     <w:next w:val="Normal"/>
-    <w:link w:val="Ttulo6Char"/>
+    <w:link w:val="Heading6Char"/>
     <w:uiPriority w:val="9"/>
     <w:semiHidden/>
     <w:unhideWhenUsed/>
@@ -813,11 +807,11 @@
       <w:color w:val="595959" w:themeColor="text1" w:themeTint="A6"/>
     </w:rPr>
   </w:style>
-  <w:style w:type="paragraph" w:styleId="Ttulo7">
+  <w:style w:type="paragraph" w:styleId="Heading7">
     <w:name w:val="heading 7"/>
     <w:basedOn w:val="Normal"/>
     <w:next w:val="Normal"/>
-    <w:link w:val="Ttulo7Char"/>
+    <w:link w:val="Heading7Char"/>
     <w:uiPriority w:val="9"/>
     <w:semiHidden/>
     <w:unhideWhenUsed/>
@@ -834,11 +828,11 @@
       <w:color w:val="595959" w:themeColor="text1" w:themeTint="A6"/>
     </w:rPr>
   </w:style>
-  <w:style w:type="paragraph" w:styleId="Ttulo8">
+  <w:style w:type="paragraph" w:styleId="Heading8">
     <w:name w:val="heading 8"/>
     <w:basedOn w:val="Normal"/>
     <w:next w:val="Normal"/>
-    <w:link w:val="Ttulo8Char"/>
+    <w:link w:val="Heading8Char"/>
     <w:uiPriority w:val="9"/>
     <w:semiHidden/>
     <w:unhideWhenUsed/>
@@ -857,11 +851,11 @@
       <w:color w:val="272727" w:themeColor="text1" w:themeTint="D8"/>
     </w:rPr>
   </w:style>
-  <w:style w:type="paragraph" w:styleId="Ttulo9">
+  <w:style w:type="paragraph" w:styleId="Heading9">
     <w:name w:val="heading 9"/>
     <w:basedOn w:val="Normal"/>
     <w:next w:val="Normal"/>
-    <w:link w:val="Ttulo9Char"/>
+    <w:link w:val="Heading9Char"/>
     <w:uiPriority w:val="9"/>
     <w:semiHidden/>
     <w:unhideWhenUsed/>
@@ -878,13 +872,12 @@
       <w:color w:val="272727" w:themeColor="text1" w:themeTint="D8"/>
     </w:rPr>
   </w:style>
-  <w:style w:type="character" w:styleId="Fontepargpadro" w:default="1">
+  <w:style w:type="character" w:default="1" w:styleId="DefaultParagraphFont">
     <w:name w:val="Default Paragraph Font"/>
     <w:uiPriority w:val="1"/>
-    <w:semiHidden/>
     <w:unhideWhenUsed/>
   </w:style>
-  <w:style w:type="table" w:styleId="Tabelanormal" w:default="1">
+  <w:style w:type="table" w:default="1" w:styleId="TableNormal">
     <w:name w:val="Normal Table"/>
     <w:uiPriority w:val="99"/>
     <w:semiHidden/>
@@ -899,43 +892,43 @@
       </w:tblCellMar>
     </w:tblPr>
   </w:style>
-  <w:style w:type="numbering" w:styleId="Semlista" w:default="1">
+  <w:style w:type="numbering" w:default="1" w:styleId="NoList">
     <w:name w:val="No List"/>
     <w:uiPriority w:val="99"/>
     <w:semiHidden/>
     <w:unhideWhenUsed/>
   </w:style>
-  <w:style w:type="character" w:styleId="Ttulo1Char" w:customStyle="1">
-    <w:name w:val="Título 1 Char"/>
-    <w:basedOn w:val="Fontepargpadro"/>
-    <w:link w:val="Ttulo1"/>
-    <w:uiPriority w:val="9"/>
-    <w:rsid w:val="00962886"/>
-    <w:rPr>
-      <w:rFonts w:asciiTheme="majorHAnsi" w:hAnsiTheme="majorHAnsi" w:eastAsiaTheme="majorEastAsia" w:cstheme="majorBidi"/>
+  <w:style w:type="character" w:customStyle="1" w:styleId="Heading1Char">
+    <w:name w:val="Heading 1 Char"/>
+    <w:basedOn w:val="DefaultParagraphFont"/>
+    <w:link w:val="Heading1"/>
+    <w:uiPriority w:val="9"/>
+    <w:rsid w:val="00962886"/>
+    <w:rPr>
+      <w:rFonts w:asciiTheme="majorHAnsi" w:eastAsiaTheme="majorEastAsia" w:hAnsiTheme="majorHAnsi" w:cstheme="majorBidi"/>
       <w:color w:val="0F4761" w:themeColor="accent1" w:themeShade="BF"/>
       <w:sz w:val="40"/>
       <w:szCs w:val="40"/>
     </w:rPr>
   </w:style>
-  <w:style w:type="character" w:styleId="Ttulo2Char" w:customStyle="1">
-    <w:name w:val="Título 2 Char"/>
-    <w:basedOn w:val="Fontepargpadro"/>
-    <w:link w:val="Ttulo2"/>
-    <w:uiPriority w:val="9"/>
-    <w:semiHidden/>
-    <w:rsid w:val="00962886"/>
-    <w:rPr>
-      <w:rFonts w:asciiTheme="majorHAnsi" w:hAnsiTheme="majorHAnsi" w:eastAsiaTheme="majorEastAsia" w:cstheme="majorBidi"/>
+  <w:style w:type="character" w:customStyle="1" w:styleId="Heading2Char">
+    <w:name w:val="Heading 2 Char"/>
+    <w:basedOn w:val="DefaultParagraphFont"/>
+    <w:link w:val="Heading2"/>
+    <w:uiPriority w:val="9"/>
+    <w:semiHidden/>
+    <w:rsid w:val="00962886"/>
+    <w:rPr>
+      <w:rFonts w:asciiTheme="majorHAnsi" w:eastAsiaTheme="majorEastAsia" w:hAnsiTheme="majorHAnsi" w:cstheme="majorBidi"/>
       <w:color w:val="0F4761" w:themeColor="accent1" w:themeShade="BF"/>
       <w:sz w:val="32"/>
       <w:szCs w:val="32"/>
     </w:rPr>
   </w:style>
-  <w:style w:type="character" w:styleId="Ttulo3Char" w:customStyle="1">
-    <w:name w:val="Título 3 Char"/>
-    <w:basedOn w:val="Fontepargpadro"/>
-    <w:link w:val="Ttulo3"/>
+  <w:style w:type="character" w:customStyle="1" w:styleId="Heading3Char">
+    <w:name w:val="Heading 3 Char"/>
+    <w:basedOn w:val="DefaultParagraphFont"/>
+    <w:link w:val="Heading3"/>
     <w:uiPriority w:val="9"/>
     <w:semiHidden/>
     <w:rsid w:val="00962886"/>
@@ -946,10 +939,10 @@
       <w:szCs w:val="28"/>
     </w:rPr>
   </w:style>
-  <w:style w:type="character" w:styleId="Ttulo4Char" w:customStyle="1">
-    <w:name w:val="Título 4 Char"/>
-    <w:basedOn w:val="Fontepargpadro"/>
-    <w:link w:val="Ttulo4"/>
+  <w:style w:type="character" w:customStyle="1" w:styleId="Heading4Char">
+    <w:name w:val="Heading 4 Char"/>
+    <w:basedOn w:val="DefaultParagraphFont"/>
+    <w:link w:val="Heading4"/>
     <w:uiPriority w:val="9"/>
     <w:semiHidden/>
     <w:rsid w:val="00962886"/>
@@ -960,10 +953,10 @@
       <w:color w:val="0F4761" w:themeColor="accent1" w:themeShade="BF"/>
     </w:rPr>
   </w:style>
-  <w:style w:type="character" w:styleId="Ttulo5Char" w:customStyle="1">
-    <w:name w:val="Título 5 Char"/>
-    <w:basedOn w:val="Fontepargpadro"/>
-    <w:link w:val="Ttulo5"/>
+  <w:style w:type="character" w:customStyle="1" w:styleId="Heading5Char">
+    <w:name w:val="Heading 5 Char"/>
+    <w:basedOn w:val="DefaultParagraphFont"/>
+    <w:link w:val="Heading5"/>
     <w:uiPriority w:val="9"/>
     <w:semiHidden/>
     <w:rsid w:val="00962886"/>
@@ -972,10 +965,10 @@
       <w:color w:val="0F4761" w:themeColor="accent1" w:themeShade="BF"/>
     </w:rPr>
   </w:style>
-  <w:style w:type="character" w:styleId="Ttulo6Char" w:customStyle="1">
-    <w:name w:val="Título 6 Char"/>
-    <w:basedOn w:val="Fontepargpadro"/>
-    <w:link w:val="Ttulo6"/>
+  <w:style w:type="character" w:customStyle="1" w:styleId="Heading6Char">
+    <w:name w:val="Heading 6 Char"/>
+    <w:basedOn w:val="DefaultParagraphFont"/>
+    <w:link w:val="Heading6"/>
     <w:uiPriority w:val="9"/>
     <w:semiHidden/>
     <w:rsid w:val="00962886"/>
@@ -986,10 +979,10 @@
       <w:color w:val="595959" w:themeColor="text1" w:themeTint="A6"/>
     </w:rPr>
   </w:style>
-  <w:style w:type="character" w:styleId="Ttulo7Char" w:customStyle="1">
-    <w:name w:val="Título 7 Char"/>
-    <w:basedOn w:val="Fontepargpadro"/>
-    <w:link w:val="Ttulo7"/>
+  <w:style w:type="character" w:customStyle="1" w:styleId="Heading7Char">
+    <w:name w:val="Heading 7 Char"/>
+    <w:basedOn w:val="DefaultParagraphFont"/>
+    <w:link w:val="Heading7"/>
     <w:uiPriority w:val="9"/>
     <w:semiHidden/>
     <w:rsid w:val="00962886"/>
@@ -998,10 +991,10 @@
       <w:color w:val="595959" w:themeColor="text1" w:themeTint="A6"/>
     </w:rPr>
   </w:style>
-  <w:style w:type="character" w:styleId="Ttulo8Char" w:customStyle="1">
-    <w:name w:val="Título 8 Char"/>
-    <w:basedOn w:val="Fontepargpadro"/>
-    <w:link w:val="Ttulo8"/>
+  <w:style w:type="character" w:customStyle="1" w:styleId="Heading8Char">
+    <w:name w:val="Heading 8 Char"/>
+    <w:basedOn w:val="DefaultParagraphFont"/>
+    <w:link w:val="Heading8"/>
     <w:uiPriority w:val="9"/>
     <w:semiHidden/>
     <w:rsid w:val="00962886"/>
@@ -1012,10 +1005,10 @@
       <w:color w:val="272727" w:themeColor="text1" w:themeTint="D8"/>
     </w:rPr>
   </w:style>
-  <w:style w:type="character" w:styleId="Ttulo9Char" w:customStyle="1">
-    <w:name w:val="Título 9 Char"/>
-    <w:basedOn w:val="Fontepargpadro"/>
-    <w:link w:val="Ttulo9"/>
+  <w:style w:type="character" w:customStyle="1" w:styleId="Heading9Char">
+    <w:name w:val="Heading 9 Char"/>
+    <w:basedOn w:val="DefaultParagraphFont"/>
+    <w:link w:val="Heading9"/>
     <w:uiPriority w:val="9"/>
     <w:semiHidden/>
     <w:rsid w:val="00962886"/>
@@ -1024,11 +1017,11 @@
       <w:color w:val="272727" w:themeColor="text1" w:themeTint="D8"/>
     </w:rPr>
   </w:style>
-  <w:style w:type="paragraph" w:styleId="Ttulo">
+  <w:style w:type="paragraph" w:styleId="Title">
     <w:name w:val="Title"/>
     <w:basedOn w:val="Normal"/>
     <w:next w:val="Normal"/>
-    <w:link w:val="TtuloChar"/>
+    <w:link w:val="TitleChar"/>
     <w:uiPriority w:val="10"/>
     <w:qFormat/>
     <w:rsid w:val="00962886"/>
@@ -1037,32 +1030,32 @@
       <w:contextualSpacing/>
     </w:pPr>
     <w:rPr>
-      <w:rFonts w:asciiTheme="majorHAnsi" w:hAnsiTheme="majorHAnsi" w:eastAsiaTheme="majorEastAsia" w:cstheme="majorBidi"/>
+      <w:rFonts w:asciiTheme="majorHAnsi" w:eastAsiaTheme="majorEastAsia" w:hAnsiTheme="majorHAnsi" w:cstheme="majorBidi"/>
       <w:spacing w:val="-10"/>
       <w:kern w:val="28"/>
       <w:sz w:val="56"/>
       <w:szCs w:val="56"/>
     </w:rPr>
   </w:style>
-  <w:style w:type="character" w:styleId="TtuloChar" w:customStyle="1">
-    <w:name w:val="Título Char"/>
-    <w:basedOn w:val="Fontepargpadro"/>
-    <w:link w:val="Ttulo"/>
+  <w:style w:type="character" w:customStyle="1" w:styleId="TitleChar">
+    <w:name w:val="Title Char"/>
+    <w:basedOn w:val="DefaultParagraphFont"/>
+    <w:link w:val="Title"/>
     <w:uiPriority w:val="10"/>
     <w:rsid w:val="00962886"/>
     <w:rPr>
-      <w:rFonts w:asciiTheme="majorHAnsi" w:hAnsiTheme="majorHAnsi" w:eastAsiaTheme="majorEastAsia" w:cstheme="majorBidi"/>
+      <w:rFonts w:asciiTheme="majorHAnsi" w:eastAsiaTheme="majorEastAsia" w:hAnsiTheme="majorHAnsi" w:cstheme="majorBidi"/>
       <w:spacing w:val="-10"/>
       <w:kern w:val="28"/>
       <w:sz w:val="56"/>
       <w:szCs w:val="56"/>
     </w:rPr>
   </w:style>
-  <w:style w:type="paragraph" w:styleId="Subttulo">
+  <w:style w:type="paragraph" w:styleId="Subtitle">
     <w:name w:val="Subtitle"/>
     <w:basedOn w:val="Normal"/>
     <w:next w:val="Normal"/>
-    <w:link w:val="SubttuloChar"/>
+    <w:link w:val="SubtitleChar"/>
     <w:uiPriority w:val="11"/>
     <w:qFormat/>
     <w:rsid w:val="00962886"/>
@@ -1079,10 +1072,10 @@
       <w:szCs w:val="28"/>
     </w:rPr>
   </w:style>
-  <w:style w:type="character" w:styleId="SubttuloChar" w:customStyle="1">
-    <w:name w:val="Subtítulo Char"/>
-    <w:basedOn w:val="Fontepargpadro"/>
-    <w:link w:val="Subttulo"/>
+  <w:style w:type="character" w:customStyle="1" w:styleId="SubtitleChar">
+    <w:name w:val="Subtitle Char"/>
+    <w:basedOn w:val="DefaultParagraphFont"/>
+    <w:link w:val="Subtitle"/>
     <w:uiPriority w:val="11"/>
     <w:rsid w:val="00962886"/>
     <w:rPr>
@@ -1093,11 +1086,11 @@
       <w:szCs w:val="28"/>
     </w:rPr>
   </w:style>
-  <w:style w:type="paragraph" w:styleId="Citao">
+  <w:style w:type="paragraph" w:styleId="Quote">
     <w:name w:val="Quote"/>
     <w:basedOn w:val="Normal"/>
     <w:next w:val="Normal"/>
-    <w:link w:val="CitaoChar"/>
+    <w:link w:val="QuoteChar"/>
     <w:uiPriority w:val="29"/>
     <w:qFormat/>
     <w:rsid w:val="00962886"/>
@@ -1111,10 +1104,10 @@
       <w:color w:val="404040" w:themeColor="text1" w:themeTint="BF"/>
     </w:rPr>
   </w:style>
-  <w:style w:type="character" w:styleId="CitaoChar" w:customStyle="1">
-    <w:name w:val="Citação Char"/>
-    <w:basedOn w:val="Fontepargpadro"/>
-    <w:link w:val="Citao"/>
+  <w:style w:type="character" w:customStyle="1" w:styleId="QuoteChar">
+    <w:name w:val="Quote Char"/>
+    <w:basedOn w:val="DefaultParagraphFont"/>
+    <w:link w:val="Quote"/>
     <w:uiPriority w:val="29"/>
     <w:rsid w:val="00962886"/>
     <w:rPr>
@@ -1123,7 +1116,7 @@
       <w:color w:val="404040" w:themeColor="text1" w:themeTint="BF"/>
     </w:rPr>
   </w:style>
-  <w:style w:type="paragraph" w:styleId="PargrafodaLista">
+  <w:style w:type="paragraph" w:styleId="ListParagraph">
     <w:name w:val="List Paragraph"/>
     <w:basedOn w:val="Normal"/>
     <w:uiPriority w:val="34"/>
@@ -1134,9 +1127,9 @@
       <w:contextualSpacing/>
     </w:pPr>
   </w:style>
-  <w:style w:type="character" w:styleId="nfaseIntensa">
+  <w:style w:type="character" w:styleId="IntenseEmphasis">
     <w:name w:val="Intense Emphasis"/>
-    <w:basedOn w:val="Fontepargpadro"/>
+    <w:basedOn w:val="DefaultParagraphFont"/>
     <w:uiPriority w:val="21"/>
     <w:qFormat/>
     <w:rsid w:val="00962886"/>
@@ -1146,18 +1139,18 @@
       <w:color w:val="0F4761" w:themeColor="accent1" w:themeShade="BF"/>
     </w:rPr>
   </w:style>
-  <w:style w:type="paragraph" w:styleId="CitaoIntensa">
+  <w:style w:type="paragraph" w:styleId="IntenseQuote">
     <w:name w:val="Intense Quote"/>
     <w:basedOn w:val="Normal"/>
     <w:next w:val="Normal"/>
-    <w:link w:val="CitaoIntensaChar"/>
+    <w:link w:val="IntenseQuoteChar"/>
     <w:uiPriority w:val="30"/>
     <w:qFormat/>
     <w:rsid w:val="00962886"/>
     <w:pPr>
       <w:pBdr>
-        <w:top w:val="single" w:color="0F4761" w:themeColor="accent1" w:themeShade="BF" w:sz="4" w:space="10"/>
-        <w:bottom w:val="single" w:color="0F4761" w:themeColor="accent1" w:themeShade="BF" w:sz="4" w:space="10"/>
+        <w:top w:val="single" w:sz="4" w:space="10" w:color="0F4761" w:themeColor="accent1" w:themeShade="BF"/>
+        <w:bottom w:val="single" w:sz="4" w:space="10" w:color="0F4761" w:themeColor="accent1" w:themeShade="BF"/>
       </w:pBdr>
       <w:spacing w:before="360" w:after="360"/>
       <w:ind w:left="864" w:right="864"/>
@@ -1169,10 +1162,10 @@
       <w:color w:val="0F4761" w:themeColor="accent1" w:themeShade="BF"/>
     </w:rPr>
   </w:style>
-  <w:style w:type="character" w:styleId="CitaoIntensaChar" w:customStyle="1">
-    <w:name w:val="Citação Intensa Char"/>
-    <w:basedOn w:val="Fontepargpadro"/>
-    <w:link w:val="CitaoIntensa"/>
+  <w:style w:type="character" w:customStyle="1" w:styleId="IntenseQuoteChar">
+    <w:name w:val="Intense Quote Char"/>
+    <w:basedOn w:val="DefaultParagraphFont"/>
+    <w:link w:val="IntenseQuote"/>
     <w:uiPriority w:val="30"/>
     <w:rsid w:val="00962886"/>
     <w:rPr>
@@ -1181,9 +1174,9 @@
       <w:color w:val="0F4761" w:themeColor="accent1" w:themeShade="BF"/>
     </w:rPr>
   </w:style>
-  <w:style w:type="character" w:styleId="RefernciaIntensa">
+  <w:style w:type="character" w:styleId="IntenseReference">
     <w:name w:val="Intense Reference"/>
-    <w:basedOn w:val="Fontepargpadro"/>
+    <w:basedOn w:val="DefaultParagraphFont"/>
     <w:uiPriority w:val="32"/>
     <w:qFormat/>
     <w:rsid w:val="00962886"/>
@@ -1199,7 +1192,7 @@
 </file>
 
 <file path=word/theme/theme1.xml><?xml version="1.0" encoding="utf-8"?>
-<a:theme xmlns:a="http://schemas.openxmlformats.org/drawingml/2006/main" xmlns:thm15="http://schemas.microsoft.com/office/thememl/2012/main" name="Tema do Office">
+<a:theme xmlns:a="http://schemas.openxmlformats.org/drawingml/2006/main" name="Tema do Office">
   <a:themeElements>
     <a:clrScheme name="Office">
       <a:dk1>
@@ -1511,4 +1504,16 @@
     </a:ext>
   </a:extLst>
 </a:theme>
+</file>
+
+<file path=customXml/item1.xml><?xml version="1.0" encoding="utf-8"?>
+<b:Sources xmlns:b="http://schemas.openxmlformats.org/officeDocument/2006/bibliography" xmlns="http://schemas.openxmlformats.org/officeDocument/2006/bibliography" SelectedStyle="\APASixthEditionOfficeOnline.xsl" StyleName="APA" Version="6"/>
+</file>
+
+<file path=customXml/itemProps1.xml><?xml version="1.0" encoding="utf-8"?>
+<ds:datastoreItem xmlns:ds="http://schemas.openxmlformats.org/officeDocument/2006/customXml" ds:itemID="{B392FA48-9C41-4AA9-8FE6-18A68C643E1B}">
+  <ds:schemaRefs>
+    <ds:schemaRef ds:uri="http://schemas.openxmlformats.org/officeDocument/2006/bibliography"/>
+  </ds:schemaRefs>
+</ds:datastoreItem>
 </file>
--- a/sites/lancamento-prepostos/documentos_padrao/ifood/recibo_padrao.docx
+++ b/sites/lancamento-prepostos/documentos_padrao/ifood/recibo_padrao.docx
@@ -73,19 +73,42 @@
         <w:t xml:space="preserve">, inscrito no CNPJ nº 10.999.280/0001-47, a importância de R$ </w:t>
       </w:r>
       <w:r>
-        <w:t>{VALOR}</w:t>
+        <w:t>|</w:t>
+      </w:r>
+      <w:r>
+        <w:t>VALOR</w:t>
+      </w:r>
+      <w:r>
+        <w:t>|</w:t>
       </w:r>
       <w:r>
         <w:t xml:space="preserve"> (</w:t>
       </w:r>
       <w:r>
-        <w:t>{VALOR_POR_EXTENSO}</w:t>
+        <w:t>|</w:t>
+      </w:r>
+      <w:r>
+        <w:t>VALOR_POR_EXTENSO</w:t>
+      </w:r>
+      <w:r>
+        <w:t>|</w:t>
       </w:r>
       <w:r>
         <w:t xml:space="preserve">), referente à prestação de serviços advocatícios consistentes na realização de audiência no processo nº </w:t>
       </w:r>
       <w:r>
-        <w:t>{NUMERO_PROCESSO}</w:t>
+        <w:t>|</w:t>
+      </w:r>
+      <w:proofErr w:type="gramStart"/>
+      <w:r>
+        <w:t>NUMERO</w:t>
+      </w:r>
+      <w:proofErr w:type="gramEnd"/>
+      <w:r>
+        <w:t>_PROCESSO</w:t>
+      </w:r>
+      <w:r>
+        <w:t>|</w:t>
       </w:r>
       <w:r>
         <w:t>.</w:t>
@@ -104,13 +127,13 @@
         <w:t xml:space="preserve">A referida audiência demandou o comparecimento de </w:t>
       </w:r>
       <w:r>
-        <w:t>{</w:t>
+        <w:t>|</w:t>
       </w:r>
       <w:r>
         <w:t>TIPO_PRESENCA</w:t>
       </w:r>
       <w:r>
-        <w:t>}</w:t>
+        <w:t>|</w:t>
       </w:r>
       <w:r>
         <w:t>, tendo sido devidamente realizada conforme solicitado.</w:t>
@@ -147,12 +170,20 @@
       <w:r>
         <w:t>/</w:t>
       </w:r>
-      <w:r>
-        <w:t xml:space="preserve">MG, </w:t>
-      </w:r>
-      <w:r>
-        <w:t>{</w:t>
-      </w:r>
+      <w:proofErr w:type="gramStart"/>
+      <w:r>
+        <w:t>MG,</w:t>
+      </w:r>
+      <w:r>
+        <w:t xml:space="preserve"> </w:t>
+      </w:r>
+      <w:r>
+        <w:t xml:space="preserve"> </w:t>
+      </w:r>
+      <w:r>
+        <w:t>|</w:t>
+      </w:r>
+      <w:proofErr w:type="gramEnd"/>
       <w:r>
         <w:t>DATA_POR</w:t>
       </w:r>
@@ -163,7 +194,7 @@
         <w:t>EXTENSO</w:t>
       </w:r>
       <w:r>
-        <w:t>}</w:t>
+        <w:t>|</w:t>
       </w:r>
       <w:r>
         <w:t>.</w:t>
@@ -875,6 +906,7 @@
   <w:style w:type="character" w:default="1" w:styleId="DefaultParagraphFont">
     <w:name w:val="Default Paragraph Font"/>
     <w:uiPriority w:val="1"/>
+    <w:semiHidden/>
     <w:unhideWhenUsed/>
   </w:style>
   <w:style w:type="table" w:default="1" w:styleId="TableNormal">
